--- a/conf/base_document/form_template/dg/被测软件基本信息.docx
+++ b/conf/base_document/form_template/dg/被测软件基本信息.docx
@@ -1274,7 +1274,35 @@
                 <w:rFonts w:hint="eastAsia"/>
                 <w:szCs w:val="21"/>
               </w:rPr>
-              <w:t>0.0.1.0</w:t>
+              <w:t>0.</w:t>
+            </w:r>
+            <w:r>
+              <w:rPr>
+                <w:rFonts w:hint="eastAsia"/>
+                <w:szCs w:val="21"/>
+              </w:rPr>
+              <w:t>1</w:t>
+            </w:r>
+            <w:r>
+              <w:rPr>
+                <w:rFonts w:hint="eastAsia"/>
+                <w:szCs w:val="21"/>
+              </w:rPr>
+              <w:t>.</w:t>
+            </w:r>
+            <w:r>
+              <w:rPr>
+                <w:rFonts w:hint="eastAsia"/>
+                <w:szCs w:val="21"/>
+              </w:rPr>
+              <w:t>0</w:t>
+            </w:r>
+            <w:r>
+              <w:rPr>
+                <w:rFonts w:hint="eastAsia"/>
+                <w:szCs w:val="21"/>
+              </w:rPr>
+              <w:t>.0</w:t>
             </w:r>
           </w:p>
         </w:tc>
